--- a/zFILES/ПРИМЕР КП 2023 для П3А/4.Общая часть.docx
+++ b/zFILES/ПРИМЕР КП 2023 для П3А/4.Общая часть.docx
@@ -1221,12 +1221,7 @@
       </w:r>
     </w:p>
     <w:sectPr>
-      <w:headerReference w:type="even" r:id="rId7"/>
-      <w:headerReference w:type="default" r:id="rId8"/>
-      <w:footerReference w:type="even" r:id="rId9"/>
-      <w:footerReference w:type="default" r:id="rId10"/>
-      <w:headerReference w:type="first" r:id="rId11"/>
-      <w:footerReference w:type="first" r:id="rId12"/>
+      <w:headerReference w:type="default" r:id="rId7"/>
       <w:pgSz w:w="11906" w:h="16838"/>
       <w:pgMar w:top="851" w:right="567" w:bottom="1701" w:left="1418" w:header="709" w:footer="709" w:gutter="0"/>
       <w:pgNumType w:start="9"/>
@@ -1256,36 +1251,6 @@
 </w:endnotes>
 </file>
 
-<file path=word/footer1.xml><?xml version="1.0" encoding="utf-8"?>
-<w:ftr xmlns:wpc="http://schemas.microsoft.com/office/word/2010/wordprocessingCanvas" xmlns:cx="http://schemas.microsoft.com/office/drawing/2014/chartex" xmlns:cx1="http://schemas.microsoft.com/office/drawing/2015/9/8/chartex" xmlns:cx2="http://schemas.microsoft.com/office/drawing/2015/10/21/chartex" xmlns:cx3="http://schemas.microsoft.com/office/drawing/2016/5/9/chartex" xmlns:cx4="http://schemas.microsoft.com/office/drawing/2016/5/10/chartex" xmlns:cx5="http://schemas.microsoft.com/office/drawing/2016/5/11/chartex" xmlns:cx6="http://schemas.microsoft.com/office/drawing/2016/5/12/chartex" xmlns:cx7="http://schemas.microsoft.com/office/drawing/2016/5/13/chartex" xmlns:cx8="http://schemas.microsoft.com/office/drawing/2016/5/14/chartex" xmlns:mc="http://schemas.openxmlformats.org/markup-compatibility/2006" xmlns:aink="http://schemas.microsoft.com/office/drawing/2016/ink" xmlns:am3d="http://schemas.microsoft.com/office/drawing/2017/model3d" xmlns:o="urn:schemas-microsoft-com:office:office" xmlns:r="http://schemas.openxmlformats.org/officeDocument/2006/relationships" xmlns:m="http://schemas.openxmlformats.org/officeDocument/2006/math" xmlns:v="urn:schemas-microsoft-com:vml" xmlns:wp14="http://schemas.microsoft.com/office/word/2010/wordprocessingDrawing" xmlns:wp="http://schemas.openxmlformats.org/drawingml/2006/wordprocessingDrawing" xmlns:w10="urn:schemas-microsoft-com:office:word" xmlns:w="http://schemas.openxmlformats.org/wordprocessingml/2006/main" xmlns:w14="http://schemas.microsoft.com/office/word/2010/wordml" xmlns:w15="http://schemas.microsoft.com/office/word/2012/wordml" xmlns:w16cex="http://schemas.microsoft.com/office/word/2018/wordml/cex" xmlns:w16cid="http://schemas.microsoft.com/office/word/2016/wordml/cid" xmlns:w16="http://schemas.microsoft.com/office/word/2018/wordml" xmlns:w16se="http://schemas.microsoft.com/office/word/2015/wordml/symex" xmlns:wpg="http://schemas.microsoft.com/office/word/2010/wordprocessingGroup" xmlns:wpi="http://schemas.microsoft.com/office/word/2010/wordprocessingInk" xmlns:wne="http://schemas.microsoft.com/office/word/2006/wordml" xmlns:wps="http://schemas.microsoft.com/office/word/2010/wordprocessingShape" mc:Ignorable="w14 w15 w16se w16cid w16 w16cex wp14">
-  <w:p>
-    <w:pPr>
-      <w:pStyle w:val="Footer"/>
-    </w:pPr>
-  </w:p>
-</w:ftr>
-</file>
-
-<file path=word/footer2.xml><?xml version="1.0" encoding="utf-8"?>
-<w:ftr xmlns:wpc="http://schemas.microsoft.com/office/word/2010/wordprocessingCanvas" xmlns:cx="http://schemas.microsoft.com/office/drawing/2014/chartex" xmlns:cx1="http://schemas.microsoft.com/office/drawing/2015/9/8/chartex" xmlns:cx2="http://schemas.microsoft.com/office/drawing/2015/10/21/chartex" xmlns:cx3="http://schemas.microsoft.com/office/drawing/2016/5/9/chartex" xmlns:cx4="http://schemas.microsoft.com/office/drawing/2016/5/10/chartex" xmlns:cx5="http://schemas.microsoft.com/office/drawing/2016/5/11/chartex" xmlns:cx6="http://schemas.microsoft.com/office/drawing/2016/5/12/chartex" xmlns:cx7="http://schemas.microsoft.com/office/drawing/2016/5/13/chartex" xmlns:cx8="http://schemas.microsoft.com/office/drawing/2016/5/14/chartex" xmlns:mc="http://schemas.openxmlformats.org/markup-compatibility/2006" xmlns:aink="http://schemas.microsoft.com/office/drawing/2016/ink" xmlns:am3d="http://schemas.microsoft.com/office/drawing/2017/model3d" xmlns:o="urn:schemas-microsoft-com:office:office" xmlns:r="http://schemas.openxmlformats.org/officeDocument/2006/relationships" xmlns:m="http://schemas.openxmlformats.org/officeDocument/2006/math" xmlns:v="urn:schemas-microsoft-com:vml" xmlns:wp14="http://schemas.microsoft.com/office/word/2010/wordprocessingDrawing" xmlns:wp="http://schemas.openxmlformats.org/drawingml/2006/wordprocessingDrawing" xmlns:w10="urn:schemas-microsoft-com:office:word" xmlns:w="http://schemas.openxmlformats.org/wordprocessingml/2006/main" xmlns:w14="http://schemas.microsoft.com/office/word/2010/wordml" xmlns:w15="http://schemas.microsoft.com/office/word/2012/wordml" xmlns:w16cex="http://schemas.microsoft.com/office/word/2018/wordml/cex" xmlns:w16cid="http://schemas.microsoft.com/office/word/2016/wordml/cid" xmlns:w16="http://schemas.microsoft.com/office/word/2018/wordml" xmlns:w16se="http://schemas.microsoft.com/office/word/2015/wordml/symex" xmlns:wpg="http://schemas.microsoft.com/office/word/2010/wordprocessingGroup" xmlns:wpi="http://schemas.microsoft.com/office/word/2010/wordprocessingInk" xmlns:wne="http://schemas.microsoft.com/office/word/2006/wordml" xmlns:wps="http://schemas.microsoft.com/office/word/2010/wordprocessingShape" mc:Ignorable="w14 w15 w16se w16cid w16 w16cex wp14">
-  <w:p>
-    <w:pPr>
-      <w:pStyle w:val="Footer"/>
-    </w:pPr>
-  </w:p>
-</w:ftr>
-</file>
-
-<file path=word/footer3.xml><?xml version="1.0" encoding="utf-8"?>
-<w:ftr xmlns:wpc="http://schemas.microsoft.com/office/word/2010/wordprocessingCanvas" xmlns:cx="http://schemas.microsoft.com/office/drawing/2014/chartex" xmlns:cx1="http://schemas.microsoft.com/office/drawing/2015/9/8/chartex" xmlns:cx2="http://schemas.microsoft.com/office/drawing/2015/10/21/chartex" xmlns:cx3="http://schemas.microsoft.com/office/drawing/2016/5/9/chartex" xmlns:cx4="http://schemas.microsoft.com/office/drawing/2016/5/10/chartex" xmlns:cx5="http://schemas.microsoft.com/office/drawing/2016/5/11/chartex" xmlns:cx6="http://schemas.microsoft.com/office/drawing/2016/5/12/chartex" xmlns:cx7="http://schemas.microsoft.com/office/drawing/2016/5/13/chartex" xmlns:cx8="http://schemas.microsoft.com/office/drawing/2016/5/14/chartex" xmlns:mc="http://schemas.openxmlformats.org/markup-compatibility/2006" xmlns:aink="http://schemas.microsoft.com/office/drawing/2016/ink" xmlns:am3d="http://schemas.microsoft.com/office/drawing/2017/model3d" xmlns:o="urn:schemas-microsoft-com:office:office" xmlns:r="http://schemas.openxmlformats.org/officeDocument/2006/relationships" xmlns:m="http://schemas.openxmlformats.org/officeDocument/2006/math" xmlns:v="urn:schemas-microsoft-com:vml" xmlns:wp14="http://schemas.microsoft.com/office/word/2010/wordprocessingDrawing" xmlns:wp="http://schemas.openxmlformats.org/drawingml/2006/wordprocessingDrawing" xmlns:w10="urn:schemas-microsoft-com:office:word" xmlns:w="http://schemas.openxmlformats.org/wordprocessingml/2006/main" xmlns:w14="http://schemas.microsoft.com/office/word/2010/wordml" xmlns:w15="http://schemas.microsoft.com/office/word/2012/wordml" xmlns:w16cex="http://schemas.microsoft.com/office/word/2018/wordml/cex" xmlns:w16cid="http://schemas.microsoft.com/office/word/2016/wordml/cid" xmlns:w16="http://schemas.microsoft.com/office/word/2018/wordml" xmlns:w16se="http://schemas.microsoft.com/office/word/2015/wordml/symex" xmlns:wpg="http://schemas.microsoft.com/office/word/2010/wordprocessingGroup" xmlns:wpi="http://schemas.microsoft.com/office/word/2010/wordprocessingInk" xmlns:wne="http://schemas.microsoft.com/office/word/2006/wordml" xmlns:wps="http://schemas.microsoft.com/office/word/2010/wordprocessingShape" mc:Ignorable="w14 w15 w16se w16cid w16 w16cex wp14">
-  <w:p>
-    <w:pPr>
-      <w:pStyle w:val="Footer"/>
-    </w:pPr>
-  </w:p>
-</w:ftr>
-</file>
-
 <file path=word/footnotes.xml><?xml version="1.0" encoding="utf-8"?>
 <w:footnotes xmlns:wpc="http://schemas.microsoft.com/office/word/2010/wordprocessingCanvas" xmlns:cx="http://schemas.microsoft.com/office/drawing/2014/chartex" xmlns:cx1="http://schemas.microsoft.com/office/drawing/2015/9/8/chartex" xmlns:cx2="http://schemas.microsoft.com/office/drawing/2015/10/21/chartex" xmlns:cx3="http://schemas.microsoft.com/office/drawing/2016/5/9/chartex" xmlns:cx4="http://schemas.microsoft.com/office/drawing/2016/5/10/chartex" xmlns:cx5="http://schemas.microsoft.com/office/drawing/2016/5/11/chartex" xmlns:cx6="http://schemas.microsoft.com/office/drawing/2016/5/12/chartex" xmlns:cx7="http://schemas.microsoft.com/office/drawing/2016/5/13/chartex" xmlns:cx8="http://schemas.microsoft.com/office/drawing/2016/5/14/chartex" xmlns:mc="http://schemas.openxmlformats.org/markup-compatibility/2006" xmlns:aink="http://schemas.microsoft.com/office/drawing/2016/ink" xmlns:am3d="http://schemas.microsoft.com/office/drawing/2017/model3d" xmlns:o="urn:schemas-microsoft-com:office:office" xmlns:r="http://schemas.openxmlformats.org/officeDocument/2006/relationships" xmlns:m="http://schemas.openxmlformats.org/officeDocument/2006/math" xmlns:v="urn:schemas-microsoft-com:vml" xmlns:wp14="http://schemas.microsoft.com/office/word/2010/wordprocessingDrawing" xmlns:wp="http://schemas.openxmlformats.org/drawingml/2006/wordprocessingDrawing" xmlns:w10="urn:schemas-microsoft-com:office:word" xmlns:w="http://schemas.openxmlformats.org/wordprocessingml/2006/main" xmlns:w14="http://schemas.microsoft.com/office/word/2010/wordml" xmlns:w15="http://schemas.microsoft.com/office/word/2012/wordml" xmlns:w16cex="http://schemas.microsoft.com/office/word/2018/wordml/cex" xmlns:w16cid="http://schemas.microsoft.com/office/word/2016/wordml/cid" xmlns:w16="http://schemas.microsoft.com/office/word/2018/wordml" xmlns:w16se="http://schemas.microsoft.com/office/word/2015/wordml/symex" xmlns:wpg="http://schemas.microsoft.com/office/word/2010/wordprocessingGroup" xmlns:wpi="http://schemas.microsoft.com/office/word/2010/wordprocessingInk" xmlns:wne="http://schemas.microsoft.com/office/word/2006/wordml" xmlns:wps="http://schemas.microsoft.com/office/word/2010/wordprocessingShape" mc:Ignorable="w14 w15 w16se w16cid w16 w16cex wp14">
   <w:footnote w:type="separator" w:id="-1">
@@ -1306,16 +1271,6 @@
 </file>
 
 <file path=word/header1.xml><?xml version="1.0" encoding="utf-8"?>
-<w:hdr xmlns:wpc="http://schemas.microsoft.com/office/word/2010/wordprocessingCanvas" xmlns:cx="http://schemas.microsoft.com/office/drawing/2014/chartex" xmlns:cx1="http://schemas.microsoft.com/office/drawing/2015/9/8/chartex" xmlns:cx2="http://schemas.microsoft.com/office/drawing/2015/10/21/chartex" xmlns:cx3="http://schemas.microsoft.com/office/drawing/2016/5/9/chartex" xmlns:cx4="http://schemas.microsoft.com/office/drawing/2016/5/10/chartex" xmlns:cx5="http://schemas.microsoft.com/office/drawing/2016/5/11/chartex" xmlns:cx6="http://schemas.microsoft.com/office/drawing/2016/5/12/chartex" xmlns:cx7="http://schemas.microsoft.com/office/drawing/2016/5/13/chartex" xmlns:cx8="http://schemas.microsoft.com/office/drawing/2016/5/14/chartex" xmlns:mc="http://schemas.openxmlformats.org/markup-compatibility/2006" xmlns:aink="http://schemas.microsoft.com/office/drawing/2016/ink" xmlns:am3d="http://schemas.microsoft.com/office/drawing/2017/model3d" xmlns:o="urn:schemas-microsoft-com:office:office" xmlns:r="http://schemas.openxmlformats.org/officeDocument/2006/relationships" xmlns:m="http://schemas.openxmlformats.org/officeDocument/2006/math" xmlns:v="urn:schemas-microsoft-com:vml" xmlns:wp14="http://schemas.microsoft.com/office/word/2010/wordprocessingDrawing" xmlns:wp="http://schemas.openxmlformats.org/drawingml/2006/wordprocessingDrawing" xmlns:w10="urn:schemas-microsoft-com:office:word" xmlns:w="http://schemas.openxmlformats.org/wordprocessingml/2006/main" xmlns:w14="http://schemas.microsoft.com/office/word/2010/wordml" xmlns:w15="http://schemas.microsoft.com/office/word/2012/wordml" xmlns:w16cex="http://schemas.microsoft.com/office/word/2018/wordml/cex" xmlns:w16cid="http://schemas.microsoft.com/office/word/2016/wordml/cid" xmlns:w16="http://schemas.microsoft.com/office/word/2018/wordml" xmlns:w16se="http://schemas.microsoft.com/office/word/2015/wordml/symex" xmlns:wpg="http://schemas.microsoft.com/office/word/2010/wordprocessingGroup" xmlns:wpi="http://schemas.microsoft.com/office/word/2010/wordprocessingInk" xmlns:wne="http://schemas.microsoft.com/office/word/2006/wordml" xmlns:wps="http://schemas.microsoft.com/office/word/2010/wordprocessingShape" mc:Ignorable="w14 w15 w16se w16cid w16 w16cex wp14">
-  <w:p>
-    <w:pPr>
-      <w:pStyle w:val="Header"/>
-    </w:pPr>
-  </w:p>
-</w:hdr>
-</file>
-
-<file path=word/header2.xml><?xml version="1.0" encoding="utf-8"?>
 <w:hdr xmlns:wpc="http://schemas.microsoft.com/office/word/2010/wordprocessingCanvas" xmlns:cx="http://schemas.microsoft.com/office/drawing/2014/chartex" xmlns:cx1="http://schemas.microsoft.com/office/drawing/2015/9/8/chartex" xmlns:cx2="http://schemas.microsoft.com/office/drawing/2015/10/21/chartex" xmlns:cx3="http://schemas.microsoft.com/office/drawing/2016/5/9/chartex" xmlns:cx4="http://schemas.microsoft.com/office/drawing/2016/5/10/chartex" xmlns:cx5="http://schemas.microsoft.com/office/drawing/2016/5/11/chartex" xmlns:cx6="http://schemas.microsoft.com/office/drawing/2016/5/12/chartex" xmlns:cx7="http://schemas.microsoft.com/office/drawing/2016/5/13/chartex" xmlns:cx8="http://schemas.microsoft.com/office/drawing/2016/5/14/chartex" xmlns:mc="http://schemas.openxmlformats.org/markup-compatibility/2006" xmlns:aink="http://schemas.microsoft.com/office/drawing/2016/ink" xmlns:am3d="http://schemas.microsoft.com/office/drawing/2017/model3d" xmlns:o="urn:schemas-microsoft-com:office:office" xmlns:r="http://schemas.openxmlformats.org/officeDocument/2006/relationships" xmlns:m="http://schemas.openxmlformats.org/officeDocument/2006/math" xmlns:v="urn:schemas-microsoft-com:vml" xmlns:wp14="http://schemas.microsoft.com/office/word/2010/wordprocessingDrawing" xmlns:wp="http://schemas.openxmlformats.org/drawingml/2006/wordprocessingDrawing" xmlns:w10="urn:schemas-microsoft-com:office:word" xmlns:w="http://schemas.openxmlformats.org/wordprocessingml/2006/main" xmlns:w14="http://schemas.microsoft.com/office/word/2010/wordml" xmlns:w15="http://schemas.microsoft.com/office/word/2012/wordml" xmlns:w16cex="http://schemas.microsoft.com/office/word/2018/wordml/cex" xmlns:w16cid="http://schemas.microsoft.com/office/word/2016/wordml/cid" xmlns:w16="http://schemas.microsoft.com/office/word/2018/wordml" xmlns:w16se="http://schemas.microsoft.com/office/word/2015/wordml/symex" xmlns:wpg="http://schemas.microsoft.com/office/word/2010/wordprocessingGroup" xmlns:wpi="http://schemas.microsoft.com/office/word/2010/wordprocessingInk" xmlns:wne="http://schemas.microsoft.com/office/word/2006/wordml" xmlns:wps="http://schemas.microsoft.com/office/word/2010/wordprocessingShape" mc:Ignorable="w14 w15 w16se w16cid w16 w16cex wp14">
   <w:p>
     <w:pPr>
@@ -1694,9 +1649,45 @@
                           <w:jc w:val="center"/>
                           <w:rPr>
                             <w:sz w:val="18"/>
-                            <w:lang w:val="en-US"/>
+                            <w:lang w:val="ru-RU"/>
                           </w:rPr>
                         </w:pPr>
+                        <w:r>
+                          <w:rPr>
+                            <w:sz w:val="18"/>
+                            <w:lang w:val="ru-RU"/>
+                          </w:rPr>
+                          <w:fldChar w:fldCharType="begin"/>
+                        </w:r>
+                        <w:r>
+                          <w:rPr>
+                            <w:sz w:val="18"/>
+                            <w:lang w:val="ru-RU"/>
+                          </w:rPr>
+                          <w:instrText>PAGE   \* MERGEFORMAT</w:instrText>
+                        </w:r>
+                        <w:r>
+                          <w:rPr>
+                            <w:sz w:val="18"/>
+                            <w:lang w:val="ru-RU"/>
+                          </w:rPr>
+                          <w:fldChar w:fldCharType="separate"/>
+                        </w:r>
+                        <w:r>
+                          <w:rPr>
+                            <w:noProof/>
+                            <w:sz w:val="18"/>
+                            <w:lang w:val="ru-RU"/>
+                          </w:rPr>
+                          <w:t>9</w:t>
+                        </w:r>
+                        <w:r>
+                          <w:rPr>
+                            <w:sz w:val="18"/>
+                            <w:lang w:val="ru-RU"/>
+                          </w:rPr>
+                          <w:fldChar w:fldCharType="end"/>
+                        </w:r>
                       </w:p>
                     </w:tc>
                   </w:tr>
@@ -1899,16 +1890,6 @@
         </v:group>
       </w:pict>
     </w:r>
-  </w:p>
-</w:hdr>
-</file>
-
-<file path=word/header3.xml><?xml version="1.0" encoding="utf-8"?>
-<w:hdr xmlns:wpc="http://schemas.microsoft.com/office/word/2010/wordprocessingCanvas" xmlns:cx="http://schemas.microsoft.com/office/drawing/2014/chartex" xmlns:cx1="http://schemas.microsoft.com/office/drawing/2015/9/8/chartex" xmlns:cx2="http://schemas.microsoft.com/office/drawing/2015/10/21/chartex" xmlns:cx3="http://schemas.microsoft.com/office/drawing/2016/5/9/chartex" xmlns:cx4="http://schemas.microsoft.com/office/drawing/2016/5/10/chartex" xmlns:cx5="http://schemas.microsoft.com/office/drawing/2016/5/11/chartex" xmlns:cx6="http://schemas.microsoft.com/office/drawing/2016/5/12/chartex" xmlns:cx7="http://schemas.microsoft.com/office/drawing/2016/5/13/chartex" xmlns:cx8="http://schemas.microsoft.com/office/drawing/2016/5/14/chartex" xmlns:mc="http://schemas.openxmlformats.org/markup-compatibility/2006" xmlns:aink="http://schemas.microsoft.com/office/drawing/2016/ink" xmlns:am3d="http://schemas.microsoft.com/office/drawing/2017/model3d" xmlns:o="urn:schemas-microsoft-com:office:office" xmlns:r="http://schemas.openxmlformats.org/officeDocument/2006/relationships" xmlns:m="http://schemas.openxmlformats.org/officeDocument/2006/math" xmlns:v="urn:schemas-microsoft-com:vml" xmlns:wp14="http://schemas.microsoft.com/office/word/2010/wordprocessingDrawing" xmlns:wp="http://schemas.openxmlformats.org/drawingml/2006/wordprocessingDrawing" xmlns:w10="urn:schemas-microsoft-com:office:word" xmlns:w="http://schemas.openxmlformats.org/wordprocessingml/2006/main" xmlns:w14="http://schemas.microsoft.com/office/word/2010/wordml" xmlns:w15="http://schemas.microsoft.com/office/word/2012/wordml" xmlns:w16cex="http://schemas.microsoft.com/office/word/2018/wordml/cex" xmlns:w16cid="http://schemas.microsoft.com/office/word/2016/wordml/cid" xmlns:w16="http://schemas.microsoft.com/office/word/2018/wordml" xmlns:w16se="http://schemas.microsoft.com/office/word/2015/wordml/symex" xmlns:wpg="http://schemas.microsoft.com/office/word/2010/wordprocessingGroup" xmlns:wpi="http://schemas.microsoft.com/office/word/2010/wordprocessingInk" xmlns:wne="http://schemas.microsoft.com/office/word/2006/wordml" xmlns:wps="http://schemas.microsoft.com/office/word/2010/wordprocessingShape" mc:Ignorable="w14 w15 w16se w16cid w16 w16cex wp14">
-  <w:p>
-    <w:pPr>
-      <w:pStyle w:val="Header"/>
-    </w:pPr>
   </w:p>
 </w:hdr>
 </file>
